--- a/ky/discovery-articles/2.1 Илимий ыкма.docx
+++ b/ky/discovery-articles/2.1 Илимий ыкма.docx
@@ -4,496 +4,327 @@
   <w:body>
     <w:p>
       <w:pPr>
-        <w:keepNext/>
-        <w:spacing w:before="280" w:after="120"/>
+        <w:pStyle w:val="Title"/>
+        <w:widowControl/>
       </w:pPr>
       <w:r>
-        <w:rPr>
-          <w:rFonts w:ascii="Calibri" w:hAnsi="Calibri" w:eastAsia="Calibri"/>
-          <w:b/>
-          <w:i w:val="0"/>
-          <w:color w:val="004E8C"/>
-          <w:sz w:val="44"/>
-        </w:rPr>
         <w:t>2.1 Илимий ыкма</w:t>
       </w:r>
     </w:p>
     <w:p>
       <w:pPr>
-        <w:spacing w:after="80"/>
+        <w:keepNext/>
+        <w:widowControl/>
       </w:pPr>
       <w:r>
         <w:rPr>
-          <w:rFonts w:ascii="Calibri" w:hAnsi="Calibri" w:eastAsia="Calibri"/>
-          <w:b w:val="0"/>
-          <w:i/>
-          <w:color w:val="505050"/>
-          <w:sz w:val="22"/>
+          <w:sz w:val="20"/>
         </w:rPr>
-        <w:t>2. Билим, илим жана өлчөө</w:t>
-      </w:r>
-    </w:p>
-    <w:p>
-      <w:pPr>
-        <w:spacing w:after="200"/>
-      </w:pPr>
-      <w:r>
-        <w:rPr>
-          <w:rFonts w:ascii="Calibri" w:hAnsi="Calibri" w:eastAsia="Calibri"/>
-          <w:b w:val="0"/>
-          <w:i/>
-          <w:sz w:val="22"/>
-        </w:rPr>
-        <w:t>Мезгил: болжол менен 1000–1600-жылдар (Ибн ал-Хайсамдан Бэкон, Галилей жана Декартка чейинки өнүгүү) | Негизги өкүлдөр: Ибн ал-Хайсам (оптика, болжол менен 1021-жыл); Фрэнсис Бэкон; Галилео Галилей; Рене Декарт</w:t>
-      </w:r>
-    </w:p>
-    <w:p>
-      <w:pPr>
-        <w:spacing w:after="160" w:line="276" w:lineRule="auto"/>
-      </w:pPr>
-      <w:r>
-        <w:rPr>
-          <w:rFonts w:ascii="Calibri" w:hAnsi="Calibri" w:eastAsia="Calibri"/>
-          <w:b w:val="0"/>
-          <w:i w:val="0"/>
-          <w:sz w:val="22"/>
-        </w:rPr>
-        <w:t>Илимий ыкма — суроону тартип менен изилдөөнүн жолу: божомол сунушталат, ал чындык менен текшерилет, фактылар дал келбесе божомол өзгөртүлөт. Ушул ыкма кызыгууну жалпы эрежеси бар кесипке айланткан.</w:t>
+        <w:t>2. Таанып-билүү, илим жана өлчөө</w:t>
       </w:r>
     </w:p>
     <w:p>
       <w:pPr>
         <w:keepNext/>
-        <w:spacing w:before="240" w:after="120"/>
+        <w:widowControl/>
       </w:pPr>
       <w:r>
         <w:rPr>
-          <w:rFonts w:ascii="Calibri" w:hAnsi="Calibri" w:eastAsia="Calibri"/>
-          <w:b/>
-          <w:i w:val="0"/>
-          <w:color w:val="004E8C"/>
-          <w:sz w:val="28"/>
+          <w:sz w:val="20"/>
         </w:rPr>
-        <w:t>Негизги фактылар</w:t>
+        <w:t>Мезгил: болжол менен б. з. 1000–1600-жылдары (Ибн аль-Хайсамдан Бэконго, Галилейге жана Декартка чейинки өнүгүү) | Негизги салым кошкондор: Ибн аль-Хайсам (оптика, болжол менен 1021-жыл); Фрэнсис Бэкон; Галилео Галилей; Рене Декарт</w:t>
+      </w:r>
+    </w:p>
+    <w:p>
+      <w:pPr>
+        <w:widowControl/>
+      </w:pPr>
+      <w:r>
+        <w:t>Илимий ыкма — суроого иреттүү жооп издөө жолу: идея сунушталат, ал чыныгы дүйнөдө текшерилет, ал эми фактылар дал келбесе, идея өзгөртүлөт. Бул ыкма кызыгууну башкалар менен бөлүшүүгө боло турган изилдөө ишине айландырган.</w:t>
+      </w:r>
+    </w:p>
+    <w:p>
+      <w:pPr>
+        <w:pStyle w:val="Heading1"/>
+        <w:widowControl/>
+      </w:pPr>
+      <w:r>
+        <w:t>Негизги маалыматтар</w:t>
       </w:r>
     </w:p>
     <w:p>
       <w:pPr>
         <w:pStyle w:val="ListBullet"/>
+        <w:widowControl/>
       </w:pPr>
       <w:r>
-        <w:rPr>
-          <w:rFonts w:ascii="Calibri" w:hAnsi="Calibri" w:eastAsia="Calibri"/>
-          <w:b w:val="0"/>
-          <w:i w:val="0"/>
-          <w:sz w:val="22"/>
-        </w:rPr>
-        <w:t>Анын тамыры байыркы байкоолорго жана орто кылымдагы оптикалык тажрыйбаларга барып такалат</w:t>
+        <w:t>Анын башаты байыркы байкоолорго жана орто кылымдагы оптикалык тажрыйбаларга барып такалат.</w:t>
       </w:r>
     </w:p>
     <w:p>
       <w:pPr>
         <w:pStyle w:val="ListBullet"/>
+        <w:widowControl/>
       </w:pPr>
       <w:r>
-        <w:rPr>
-          <w:rFonts w:ascii="Calibri" w:hAnsi="Calibri" w:eastAsia="Calibri"/>
-          <w:b w:val="0"/>
-          <w:i w:val="0"/>
-          <w:sz w:val="22"/>
-        </w:rPr>
-        <w:t>Ибн ал-Хайсам жарык менен көрүү тууралуу пикирди тажрыйба аркылуу текшерүү керектигин баса белгилеген</w:t>
+        <w:t>Ибн аль-Хайсам жарык жана көрүү тууралуу пикирлерди текшерүүгө басым жасаган.</w:t>
       </w:r>
     </w:p>
     <w:p>
       <w:pPr>
         <w:pStyle w:val="ListBullet"/>
+        <w:widowControl/>
       </w:pPr>
       <w:r>
-        <w:rPr>
-          <w:rFonts w:ascii="Calibri" w:hAnsi="Calibri" w:eastAsia="Calibri"/>
-          <w:b w:val="0"/>
-          <w:i w:val="0"/>
-          <w:sz w:val="22"/>
-        </w:rPr>
-        <w:t>Галилей, Бэкон жана Декарт жаңы доордун алгачкы тажрыйбалык илимин калыптандырган</w:t>
+        <w:t>Галилей, Бэкон жана Декарт жаңы доордун башындагы тажрыйбалык илимдин калыптанышына катышкан.</w:t>
       </w:r>
     </w:p>
     <w:p>
       <w:pPr>
         <w:pStyle w:val="ListBullet"/>
+        <w:widowControl/>
       </w:pPr>
       <w:r>
-        <w:rPr>
-          <w:rFonts w:ascii="Calibri" w:hAnsi="Calibri" w:eastAsia="Calibri"/>
-          <w:b w:val="0"/>
-          <w:i w:val="0"/>
-          <w:sz w:val="22"/>
-        </w:rPr>
-        <w:t>Гипотеза — туура эмес экени далилдениши мүмкүн болгон так божомол</w:t>
+        <w:t>Гипотеза — туура эмес экени текшерүү аркылуу көрсөтүлүшү мүмкүн болгон так божомол.</w:t>
       </w:r>
     </w:p>
     <w:p>
       <w:pPr>
         <w:pStyle w:val="ListBullet"/>
+        <w:widowControl/>
       </w:pPr>
       <w:r>
-        <w:rPr>
-          <w:rFonts w:ascii="Calibri" w:hAnsi="Calibri" w:eastAsia="Calibri"/>
-          <w:b w:val="0"/>
-          <w:i w:val="0"/>
-          <w:sz w:val="22"/>
-        </w:rPr>
-        <w:t>Адистердин кароосу жана кайталана турган тажрыйба илимди коомдук ишке айлантат</w:t>
+        <w:t>Адистердин кароосу жана кайталанма тажрыйбалар илимди жалпыга ачык иш кылат.</w:t>
       </w:r>
     </w:p>
     <w:p>
       <w:pPr>
-        <w:keepNext/>
-        <w:spacing w:before="240" w:after="120"/>
+        <w:pStyle w:val="Heading1"/>
+        <w:widowControl/>
       </w:pPr>
       <w:r>
-        <w:rPr>
-          <w:rFonts w:ascii="Calibri" w:hAnsi="Calibri" w:eastAsia="Calibri"/>
-          <w:b/>
-          <w:i w:val="0"/>
-          <w:color w:val="004E8C"/>
-          <w:sz w:val="28"/>
-        </w:rPr>
-        <w:t>Бул эмне</w:t>
+        <w:t>Бул эмне?</w:t>
       </w:r>
     </w:p>
     <w:p>
       <w:pPr>
-        <w:spacing w:after="160" w:line="276" w:lineRule="auto"/>
+        <w:widowControl/>
       </w:pPr>
       <w:r>
-        <w:rPr>
-          <w:rFonts w:ascii="Calibri" w:hAnsi="Calibri" w:eastAsia="Calibri"/>
-          <w:b w:val="0"/>
-          <w:i w:val="0"/>
-          <w:sz w:val="22"/>
-        </w:rPr>
-        <w:t>Илимий ыкма — бир гана өзгөрбөс рецепт эмес, өз ара байланышкан иш адаттарынын жыйындысы. Адегенде бир көрүнүш байкалат, андан соң гипотеза — так божомол — түзүлүп, өлчөө же тажрыйба аркылуу аны жокко чыгарууга аракет жасалат. Чындык божомолго дал келбесе, божомол өзгөртүлүүгө тийиш. Башка адам да ишти кайталай алышы үчүн колдонулган жол-жобону ачык бөлүшүү бул ыкманын бөлүгү. Илимди жеке туюмдан айырмалаган нерсе да ушунда.</w:t>
+        <w:t>Илимий ыкма бир гана өзгөрбөс көрсөтмө эмес, бир нече иш адатынын жыйындысы. Адегенде бир нерсени байкайсыз, андан соң гипотеза — так божомол — түзөсүз. Кийин өлчөө же тажрыйба менен анын ката болушу мүмкүн экенин текшересиз. Чындык божомолго каршы келсе, божомол өзгөрүшү керек. Башкалар ишти кайталай алышы үчүн колдонулган ыкмаларды бөлүшүү да ушул процесске кирет. Илимдин жеке түшүнүктөн айырмасы ушунда.</w:t>
       </w:r>
     </w:p>
     <w:p>
       <w:pPr>
-        <w:keepNext/>
-        <w:spacing w:before="240" w:after="120"/>
+        <w:pStyle w:val="Heading1"/>
+        <w:widowControl/>
       </w:pPr>
       <w:r>
-        <w:rPr>
-          <w:rFonts w:ascii="Calibri" w:hAnsi="Calibri" w:eastAsia="Calibri"/>
-          <w:b/>
-          <w:i w:val="0"/>
-          <w:color w:val="004E8C"/>
-          <w:sz w:val="28"/>
-        </w:rPr>
-        <w:t>Аны ким ачкан же ойлоп тапкан</w:t>
+        <w:t xml:space="preserve">Ким ойлоп тапкан</w:t>
       </w:r>
     </w:p>
     <w:p>
       <w:pPr>
-        <w:spacing w:after="160" w:line="276" w:lineRule="auto"/>
+        <w:widowControl/>
       </w:pPr>
       <w:r>
-        <w:rPr>
-          <w:rFonts w:ascii="Calibri" w:hAnsi="Calibri" w:eastAsia="Calibri"/>
-          <w:b w:val="0"/>
-          <w:i w:val="0"/>
-          <w:sz w:val="22"/>
-        </w:rPr>
-        <w:t>Илимий ыкманы көптөгөн адамдар калыптандырган. Аристотель байкап, түрлөргө бөлгөн, бирок кийинки илим кеңири текшерүүнү талап кылган. Болжол менен 1000-жылдары ислам дүйнөсүндө иштеген Ибн ал-Хайсам жарык тууралуу тыянактар тажрыйба менен сыналышы керектигин айткан. Жаңы доордун алгачкы Европасында Галилей кыймылды өлчөгөн; Фрэнсис Бэкон фактыларды тартиптүү чогултууну жактаган; Рене Декарт так ой жүгүртүүгө басым жасаган. Бул ыкма эч кимдин жеке менчиги эмес — ал көп кылымдык салт.</w:t>
+        <w:t>Бул ыкманы көптөгөн адамдар өнүктүргөн. Аристотель байкап, нерселерди түрлөргө бөлгөн, бирок кийинки илим көбүрөөк текшерүүнү талап кылган. Болжол менен 1000-жылы ислам дүйнөсүндө иштеген Ибн аль-Хайсам жарык тууралуу пикирлер тажрыйбада текшерилиши керек деп эсептеген. Жаңы доордун башындагы Европада Галилей кыймылды өлчөгөн; Фрэнсис Бэкон фактыларды уюшкан түрдө чогултууну жактаган; Рене Декарт так ой жүгүртүүгө басым жасаган. Бул ыкма бир кишиге таандык эмес, ал — калыптанган салт.</w:t>
       </w:r>
     </w:p>
     <w:p>
       <w:pPr>
-        <w:keepNext/>
-        <w:spacing w:before="240" w:after="120"/>
+        <w:pStyle w:val="Heading1"/>
+        <w:widowControl/>
       </w:pPr>
       <w:r>
-        <w:rPr>
-          <w:rFonts w:ascii="Calibri" w:hAnsi="Calibri" w:eastAsia="Calibri"/>
-          <w:b/>
-          <w:i w:val="0"/>
-          <w:color w:val="004E8C"/>
-          <w:sz w:val="28"/>
-        </w:rPr>
-        <w:t>Качан жана кантип пайда болгон</w:t>
+        <w:t>Качан жана кантип пайда болгон?</w:t>
       </w:r>
     </w:p>
     <w:p>
       <w:pPr>
-        <w:spacing w:after="160" w:line="276" w:lineRule="auto"/>
+        <w:widowControl/>
       </w:pPr>
       <w:r>
-        <w:rPr>
-          <w:rFonts w:ascii="Calibri" w:hAnsi="Calibri" w:eastAsia="Calibri"/>
-          <w:b w:val="0"/>
-          <w:i w:val="0"/>
-          <w:sz w:val="22"/>
-        </w:rPr>
-        <w:t>Европадагы бурулуш мезгил XVI–XVII кылымдарга туура келет: телескоп, басма китеп жана жаңы академиялар натыйжаларды салыштырууну жеңилдеткен. Диний талаштар, соода жана аспаптарга болгон жаңы ишеним да роль ойногон. Ушуга окшош далилдөө адаттары башка аймактардын медицинасында, астрономиясында жана оптикасында ага чейин эле болгон. Өзгөргөн негизги түшүнүк — табият мыйзамдарын математика менен жазып, эл алдында текшерүүгө болот деген ишеним.</w:t>
+        <w:t>Европада чечүүчү мезгил XVI–XVII кылымдар болгон. Телескоптор, басылган китептер жана жаңы академиялар натыйжаларды салыштырууну жеңилдеткен. Диний талаштар, соода жана аспаптарга болгон ишенимдин өсүшү да таасир эткен. Далилдөөнүн окшош адаттары башка жерлерде медицинада, астрономияда жана оптикада мурда эле болгон. Жаңы нерсе — табият мыйзамдарын математика менен жазып, жалпыга ачык текшерүүгө болот деген түшүнүктүн күчөшү.</w:t>
       </w:r>
     </w:p>
     <w:p>
       <w:pPr>
-        <w:keepNext/>
-        <w:spacing w:before="240" w:after="120"/>
+        <w:pStyle w:val="Heading1"/>
+        <w:widowControl/>
       </w:pPr>
       <w:r>
-        <w:rPr>
-          <w:rFonts w:ascii="Calibri" w:hAnsi="Calibri" w:eastAsia="Calibri"/>
-          <w:b/>
-          <w:i w:val="0"/>
-          <w:color w:val="004E8C"/>
-          <w:sz w:val="28"/>
-        </w:rPr>
-        <w:t>Илимий жактан мааниси</w:t>
+        <w:t>Илим үчүн мааниси</w:t>
       </w:r>
     </w:p>
     <w:p>
       <w:pPr>
-        <w:spacing w:after="160" w:line="276" w:lineRule="auto"/>
+        <w:widowControl/>
       </w:pPr>
       <w:r>
-        <w:rPr>
-          <w:rFonts w:ascii="Calibri" w:hAnsi="Calibri" w:eastAsia="Calibri"/>
-          <w:b w:val="0"/>
-          <w:i w:val="0"/>
-          <w:sz w:val="22"/>
-        </w:rPr>
-        <w:t>Илимий ыкма адамдын өзүн өзү жаңылтуусун азайтат. Сулуу теория сыноодон өтпөсө, аны билим деп эсептөөгө болбойт. Көзөмөлдөнгөн тажрыйба ар бир себепти өзүнчө кароого жардам берет. Кийин статистика ызы-чуусу көп маалыматтан мыйзамченемди көрүүгө мүмкүндүк берген. Вакцина, кыймылдаткыч жана климат модели дал ушул себептен жакшыртылат: алардын туура эмес болушу мүмкүн экени башынан эле кабыл алынат.</w:t>
+        <w:t>Илимий ыкманын мааниси — адамдын өзүн өзү жаңылтуу мүмкүнчүлүгүн азайтканында. Кооз теория текшерүүдөн өтпөсө, аны ишенимдүү билим деп кабыл алууга болбойт. Көзөмөлдөнгөн тажрыйбалар бир учурда бир себептин таасирин бөлүп кароого жардам берет. Кийин статистика ар кандай тоскоолдук аралашкан маалыматтан мыйзам ченем табууга шарт түзгөн. Вакциналарды, кыймылдаткычтарды жана климат моделдерин жакшыртууга мүмкүн болушунун себеби да ушунда: алардын ката болушу мүмкүн экени кабыл алынып, текшерилет.</w:t>
       </w:r>
     </w:p>
     <w:p>
       <w:pPr>
-        <w:keepNext/>
-        <w:spacing w:before="240" w:after="120"/>
+        <w:pStyle w:val="Heading1"/>
+        <w:widowControl/>
       </w:pPr>
       <w:r>
-        <w:rPr>
-          <w:rFonts w:ascii="Calibri" w:hAnsi="Calibri" w:eastAsia="Calibri"/>
-          <w:b/>
-          <w:i w:val="0"/>
-          <w:color w:val="004E8C"/>
-          <w:sz w:val="28"/>
-        </w:rPr>
-        <w:t>Кийинки өнүгүүлөргө тийгизген таасири</w:t>
+        <w:t>Кийинки өнүгүүгө тийгизген таасири</w:t>
       </w:r>
     </w:p>
     <w:p>
       <w:pPr>
-        <w:spacing w:after="160" w:line="276" w:lineRule="auto"/>
+        <w:widowControl/>
       </w:pPr>
       <w:r>
-        <w:rPr>
-          <w:rFonts w:ascii="Calibri" w:hAnsi="Calibri" w:eastAsia="Calibri"/>
-          <w:b w:val="0"/>
-          <w:i w:val="0"/>
-          <w:sz w:val="22"/>
-        </w:rPr>
-        <w:t>Лабораториялар, илимий журналдар жана университеттер ушул адаттардын айланасында өнүккөн. Инженерия да долбоорлоо, сыноо жана оңдоо айлампасын өзүнө алган. Микроб теориясы, генетика жана эсептөө техникасы сыяктуу кийинки тармактар тыянагын текшерүүгө мүмкүн болгону үчүн ийгиликке жеткен. Илим аксаган учурларда көп учурда ыкманын өзү сакталбай калат: көзөмөл жок, маалымат бөлүшүлбөйт же катаны моюнга алуу болбойт.</w:t>
+        <w:t>Лабораториялар, илимий журналдар жана университеттер ушул адаттардын айланасында өнүккөн. Инженерия долбоорлоо, текшерүү жана кайра оңдоо айлампасын кабыл алган. Кийинки багыттар — микробдордун оору жаратуу теориясы, генетика, компьютердик эсептөө — текшерүүгө мүмкүн болгону үчүн ийгиликке жеткен. Илимде жаңылыштык чыкканда анын себеби көп учурда ыкманын бөлүктөрү аткарылбаганында болот: салыштыруу үчүн көзөмөл жок, маалымат бөлүшүлбөйт же ката тыянактан баш тартууга даярдык жетишпейт.</w:t>
       </w:r>
     </w:p>
     <w:p>
       <w:pPr>
-        <w:keepNext/>
-        <w:spacing w:before="240" w:after="120"/>
+        <w:pStyle w:val="Heading1"/>
+        <w:widowControl/>
       </w:pPr>
       <w:r>
-        <w:rPr>
-          <w:rFonts w:ascii="Calibri" w:hAnsi="Calibri" w:eastAsia="Calibri"/>
-          <w:b/>
-          <w:i w:val="0"/>
-          <w:color w:val="004E8C"/>
-          <w:sz w:val="28"/>
-        </w:rPr>
-        <w:t>Адамдардын жашоосун кантип өзгөрткөн</w:t>
+        <w:t>Адамдардын жашоосун кантип өзгөрткөн?</w:t>
       </w:r>
     </w:p>
     <w:p>
       <w:pPr>
-        <w:spacing w:after="160" w:line="276" w:lineRule="auto"/>
+        <w:widowControl/>
       </w:pPr>
       <w:r>
-        <w:rPr>
-          <w:rFonts w:ascii="Calibri" w:hAnsi="Calibri" w:eastAsia="Calibri"/>
-          <w:b w:val="0"/>
-          <w:i w:val="0"/>
-          <w:sz w:val="22"/>
-        </w:rPr>
-        <w:t>Бүгүн адамдар көпүрө, дары-дармек жана аба ырайы божомолу текшерилген маалыматка таянат деп күтүшөт. Илимий ыкма коомго бийликтин сөзү менен гана эмес, далил менен талашууну да үйрөткөн. Бул адат толук ишке ашпай, көп учурда көз жаздымда калат, бирок чоң масштабдагы катаны оңдоого жараган аз сандагы куралдардын бири бойдон калууда.</w:t>
+        <w:t>Азыр күнүмдүк жашоодо көпүрөлөр, дарылар жана аба ырайынын божомолдору текшерилген маалыматка таянат деп күтөбүз. Илимий ыкма коомго беделге гана эмес, далилге таянып талашууну да үйрөткөн. Бул адат толук калыптана элек жана көп учурда сакталбайт. Ошентсе да ал көп адамдарга таасир эткен каталарды оңдоонун колубуздагы аз сандагы куралдарынын бири.</w:t>
       </w:r>
     </w:p>
     <w:p>
       <w:pPr>
-        <w:keepNext/>
-        <w:spacing w:before="240" w:after="120"/>
+        <w:pStyle w:val="Heading1"/>
+        <w:widowControl/>
       </w:pPr>
       <w:r>
-        <w:rPr>
-          <w:rFonts w:ascii="Calibri" w:hAnsi="Calibri" w:eastAsia="Calibri"/>
-          <w:b/>
-          <w:i w:val="0"/>
-          <w:color w:val="004E8C"/>
-          <w:sz w:val="28"/>
-        </w:rPr>
-        <w:t>Булактар жана шилтемелер</w:t>
+        <w:t>Булактар жана кошумча окуу</w:t>
       </w:r>
     </w:p>
     <w:p>
       <w:pPr>
-        <w:keepNext/>
-        <w:spacing w:before="240" w:after="120"/>
+        <w:pStyle w:val="Heading2"/>
+        <w:widowControl/>
       </w:pPr>
       <w:r>
         <w:rPr>
-          <w:rFonts w:ascii="Calibri" w:hAnsi="Calibri" w:eastAsia="Calibri"/>
-          <w:b/>
-          <w:i w:val="0"/>
-          <w:color w:val="004E8C"/>
-          <w:sz w:val="24"/>
+          <w:sz w:val="20"/>
         </w:rPr>
-        <w:t>C. Мекемелердин материалдары жана энциклопедиялык булактар</w:t>
+        <w:t>Уюмдардын жана энциклопедиялардын материалдары</w:t>
       </w:r>
     </w:p>
     <w:p>
       <w:pPr>
-        <w:spacing w:after="80"/>
-        <w:ind w:left="360"/>
+        <w:widowControl/>
       </w:pPr>
       <w:r>
         <w:rPr>
-          <w:rFonts w:ascii="Calibri" w:hAnsi="Calibri" w:eastAsia="Calibri"/>
-          <w:b w:val="0"/>
-          <w:i w:val="0"/>
-          <w:sz w:val="22"/>
+          <w:sz w:val="20"/>
         </w:rPr>
-        <w:t>1. Stanford Encyclopedia of Philosophy. “Scientific Method” (“Илимий ыкма”).</w:t>
-      </w:r>
-      <w:r>
-        <w:rPr>
-          <w:rFonts w:ascii="Calibri" w:hAnsi="Calibri" w:eastAsia="Calibri"/>
-          <w:b w:val="0"/>
-          <w:i w:val="0"/>
-          <w:sz w:val="22"/>
-        </w:rPr>
-        <w:t xml:space="preserve"> </w:t>
+        <w:t xml:space="preserve">1. Stanford Encyclopedia of Philosophy. 'Scientific Method.' </w:t>
       </w:r>
       <w:hyperlink r:id="rId9">
         <w:r>
           <w:rPr>
-            <w:rFonts w:ascii="Calibri" w:hAnsi="Calibri" w:eastAsia="Calibri"/>
-            <w:b w:val="0"/>
-            <w:i w:val="0"/>
-            <w:sz w:val="22"/>
-            <w:color w:val="0563C1"/>
-            <w:u w:val="single"/>
+            <w:sz w:val="20"/>
           </w:rPr>
           <w:t>https://plato.stanford.edu/entries/scientific-method/</w:t>
         </w:r>
       </w:hyperlink>
+      <w:r>
+        <w:rPr>
+          <w:sz w:val="20"/>
+        </w:rPr>
+      </w:r>
     </w:p>
     <w:p>
       <w:pPr>
-        <w:spacing w:after="80"/>
-        <w:ind w:left="360"/>
+        <w:widowControl/>
       </w:pPr>
       <w:r>
         <w:rPr>
-          <w:rFonts w:ascii="Calibri" w:hAnsi="Calibri" w:eastAsia="Calibri"/>
-          <w:b w:val="0"/>
-          <w:i w:val="0"/>
-          <w:sz w:val="22"/>
+          <w:sz w:val="20"/>
         </w:rPr>
-        <w:t>2. Encyclopaedia Britannica. “Scientific method” (“Илимий ыкма”).</w:t>
-      </w:r>
-      <w:r>
-        <w:rPr>
-          <w:rFonts w:ascii="Calibri" w:hAnsi="Calibri" w:eastAsia="Calibri"/>
-          <w:b w:val="0"/>
-          <w:i w:val="0"/>
-          <w:sz w:val="22"/>
-        </w:rPr>
-        <w:t xml:space="preserve"> </w:t>
+        <w:t xml:space="preserve">2. Encyclopaedia Britannica. 'Scientific method.' </w:t>
       </w:r>
       <w:hyperlink r:id="rId10">
         <w:r>
           <w:rPr>
-            <w:rFonts w:ascii="Calibri" w:hAnsi="Calibri" w:eastAsia="Calibri"/>
-            <w:b w:val="0"/>
-            <w:i w:val="0"/>
-            <w:sz w:val="22"/>
-            <w:color w:val="0563C1"/>
-            <w:u w:val="single"/>
+            <w:sz w:val="20"/>
           </w:rPr>
           <w:t>https://www.britannica.com/science/scientific-method</w:t>
         </w:r>
       </w:hyperlink>
-    </w:p>
-    <w:p>
-      <w:pPr>
-        <w:keepNext/>
-        <w:spacing w:before="240" w:after="120"/>
-      </w:pPr>
       <w:r>
         <w:rPr>
-          <w:rFonts w:ascii="Calibri" w:hAnsi="Calibri" w:eastAsia="Calibri"/>
-          <w:b/>
-          <w:i w:val="0"/>
-          <w:color w:val="004E8C"/>
-          <w:sz w:val="24"/>
+          <w:sz w:val="20"/>
         </w:rPr>
-        <w:t>D. Музейлердин, архивдердин жана китепканалардын материалдары</w:t>
       </w:r>
     </w:p>
     <w:p>
       <w:pPr>
-        <w:spacing w:after="80"/>
-        <w:ind w:left="360"/>
+        <w:pStyle w:val="Heading2"/>
+        <w:widowControl/>
       </w:pPr>
       <w:r>
         <w:rPr>
-          <w:rFonts w:ascii="Calibri" w:hAnsi="Calibri" w:eastAsia="Calibri"/>
-          <w:b w:val="0"/>
-          <w:i w:val="0"/>
-          <w:sz w:val="22"/>
+          <w:sz w:val="20"/>
         </w:rPr>
-        <w:t>1. Royal Society. Илим тарыхы жана тажрыйбалык салт.</w:t>
+        <w:t>Музейлердин, архивдердин жана китепканалардын материалдары</w:t>
       </w:r>
+    </w:p>
+    <w:p>
+      <w:pPr>
+        <w:widowControl/>
+      </w:pPr>
       <w:r>
         <w:rPr>
-          <w:rFonts w:ascii="Calibri" w:hAnsi="Calibri" w:eastAsia="Calibri"/>
-          <w:b w:val="0"/>
-          <w:i w:val="0"/>
-          <w:sz w:val="22"/>
+          <w:sz w:val="20"/>
         </w:rPr>
-        <w:t xml:space="preserve"> </w:t>
+        <w:t xml:space="preserve">1. Royal Society. History of science and experimental tradition. </w:t>
       </w:r>
       <w:hyperlink r:id="rId11">
         <w:r>
           <w:rPr>
-            <w:rFonts w:ascii="Calibri" w:hAnsi="Calibri" w:eastAsia="Calibri"/>
-            <w:b w:val="0"/>
-            <w:i w:val="0"/>
-            <w:sz w:val="22"/>
-            <w:color w:val="0563C1"/>
-            <w:u w:val="single"/>
+            <w:sz w:val="20"/>
           </w:rPr>
           <w:t>https://royalsociety.org/about-us/history/</w:t>
         </w:r>
       </w:hyperlink>
+      <w:r>
+        <w:rPr>
+          <w:sz w:val="20"/>
+        </w:rPr>
+      </w:r>
     </w:p>
     <w:sectPr>
-      <w:pgSz w:w="12240" w:h="15840"/>
-      <w:pgMar w:top="1296" w:right="1440" w:bottom="1296" w:left="1440" w:header="720" w:footer="720" w:gutter="0"/>
+      <w:footerReference w:type="default" r:id="rId12"/>
+      <w:pgSz w:w="11906" w:h="16838"/>
+      <w:pgMar w:top="1020" w:right="1134" w:bottom="1020" w:left="1134" w:header="720" w:footer="720" w:gutter="0"/>
       <w:cols w:space="720"/>
       <w:docGrid w:linePitch="360"/>
     </w:sectPr>
   </w:body>
 </w:document>
+</file>
+
+<file path=word/footer1.xml><?xml version="1.0" encoding="utf-8"?>
+<w:ftr xmlns:m="http://schemas.openxmlformats.org/officeDocument/2006/math" xmlns:mc="http://schemas.openxmlformats.org/markup-compatibility/2006" xmlns:mo="http://schemas.microsoft.com/office/mac/office/2008/main" xmlns:mv="urn:schemas-microsoft-com:mac:vml" xmlns:o="urn:schemas-microsoft-com:office:office" xmlns:r="http://schemas.openxmlformats.org/officeDocument/2006/relationships" xmlns:v="urn:schemas-microsoft-com:vml" xmlns:w10="urn:schemas-microsoft-com:office:word" xmlns:w14="http://schemas.microsoft.com/office/word/2010/wordml" xmlns:w="http://schemas.openxmlformats.org/wordprocessingml/2006/main" xmlns:wne="http://schemas.microsoft.com/office/word/2006/wordml" xmlns:wp14="http://schemas.microsoft.com/office/word/2010/wordprocessingDrawing" xmlns:wp="http://schemas.openxmlformats.org/drawingml/2006/wordprocessingDrawing" xmlns:wpc="http://schemas.microsoft.com/office/word/2010/wordprocessingCanvas" xmlns:wpg="http://schemas.microsoft.com/office/word/2010/wordprocessingGroup" xmlns:wpi="http://schemas.microsoft.com/office/word/2010/wordprocessingInk" xmlns:wps="http://schemas.microsoft.com/office/word/2010/wordprocessingShape" mc:Ignorable="w14 wp14">
+  <w:p>
+    <w:pPr>
+      <w:pStyle w:val="Footer"/>
+      <w:jc w:val="right"/>
+    </w:pPr>
+    <w:fldSimple w:instr="PAGE"/>
+  </w:p>
+</w:ftr>
 </file>
 
 <file path=word/numbering.xml><?xml version="1.0" encoding="utf-8"?>
@@ -704,7 +535,7 @@
   <w:docDefaults>
     <w:rPrDefault>
       <w:rPr>
-        <w:rFonts w:asciiTheme="minorHAnsi" w:eastAsiaTheme="minorEastAsia" w:hAnsiTheme="minorHAnsi" w:cstheme="minorBidi"/>
+        <w:rFonts/>
         <w:sz w:val="22"/>
         <w:szCs w:val="22"/>
         <w:lang w:val="en-US" w:eastAsia="en-US" w:bidi="ar-SA"/>
@@ -859,6 +690,15 @@
     <w:name w:val="Normal"/>
     <w:qFormat/>
     <w:rsid w:val="00FC693F"/>
+    <w:pPr>
+      <w:spacing w:after="120" w:line="259" w:lineRule="auto"/>
+    </w:pPr>
+    <w:rPr>
+      <w:rFonts w:ascii="Times New Roman" w:hAnsi="Times New Roman"/>
+      <w:color w:val="000000"/>
+      <w:sz w:val="24"/>
+      <w:lang w:val="ky-KG"/>
+    </w:rPr>
   </w:style>
   <w:style w:type="paragraph" w:styleId="Header">
     <w:name w:val="header"/>
@@ -915,16 +755,17 @@
     <w:pPr>
       <w:keepNext/>
       <w:keepLines/>
-      <w:spacing w:before="480" w:after="0"/>
+      <w:spacing w:before="480" w:after="120" w:line="259" w:lineRule="auto"/>
       <w:outlineLvl w:val="0"/>
     </w:pPr>
     <w:rPr>
-      <w:rFonts w:asciiTheme="majorHAnsi" w:eastAsiaTheme="majorEastAsia" w:hAnsiTheme="majorHAnsi" w:cstheme="majorBidi"/>
+      <w:rFonts w:ascii="Times New Roman" w:hAnsi="Times New Roman"/>
       <w:b/>
       <w:bCs/>
-      <w:color w:val="365F91" w:themeColor="accent1" w:themeShade="BF"/>
-      <w:sz w:val="28"/>
+      <w:color w:val="000000"/>
+      <w:sz w:val="26"/>
       <w:szCs w:val="28"/>
+      <w:lang w:val="ky-KG"/>
     </w:rPr>
   </w:style>
   <w:style w:type="paragraph" w:styleId="Heading2">
@@ -939,16 +780,17 @@
     <w:pPr>
       <w:keepNext/>
       <w:keepLines/>
-      <w:spacing w:before="200" w:after="0"/>
+      <w:spacing w:before="200" w:after="120" w:line="259" w:lineRule="auto"/>
       <w:outlineLvl w:val="1"/>
     </w:pPr>
     <w:rPr>
-      <w:rFonts w:asciiTheme="majorHAnsi" w:eastAsiaTheme="majorEastAsia" w:hAnsiTheme="majorHAnsi" w:cstheme="majorBidi"/>
+      <w:rFonts w:ascii="Times New Roman" w:hAnsi="Times New Roman"/>
       <w:b/>
       <w:bCs/>
-      <w:color w:val="4F81BD" w:themeColor="accent1"/>
+      <w:color w:val="000000"/>
       <w:sz w:val="26"/>
       <w:szCs w:val="26"/>
+      <w:lang w:val="ky-KG"/>
     </w:rPr>
   </w:style>
   <w:style w:type="paragraph" w:styleId="Heading3">
@@ -967,7 +809,7 @@
       <w:outlineLvl w:val="2"/>
     </w:pPr>
     <w:rPr>
-      <w:rFonts w:asciiTheme="majorHAnsi" w:eastAsiaTheme="majorEastAsia" w:hAnsiTheme="majorHAnsi" w:cstheme="majorBidi"/>
+      <w:rFonts/>
       <w:b/>
       <w:bCs/>
       <w:color w:val="4F81BD" w:themeColor="accent1"/>
@@ -990,7 +832,7 @@
       <w:outlineLvl w:val="3"/>
     </w:pPr>
     <w:rPr>
-      <w:rFonts w:asciiTheme="majorHAnsi" w:eastAsiaTheme="majorEastAsia" w:hAnsiTheme="majorHAnsi" w:cstheme="majorBidi"/>
+      <w:rFonts/>
       <w:b/>
       <w:bCs/>
       <w:i/>
@@ -1015,7 +857,7 @@
       <w:outlineLvl w:val="4"/>
     </w:pPr>
     <w:rPr>
-      <w:rFonts w:asciiTheme="majorHAnsi" w:eastAsiaTheme="majorEastAsia" w:hAnsiTheme="majorHAnsi" w:cstheme="majorBidi"/>
+      <w:rFonts/>
       <w:color w:val="243F60" w:themeColor="accent1" w:themeShade="7F"/>
     </w:rPr>
   </w:style>
@@ -1036,7 +878,7 @@
       <w:outlineLvl w:val="5"/>
     </w:pPr>
     <w:rPr>
-      <w:rFonts w:asciiTheme="majorHAnsi" w:eastAsiaTheme="majorEastAsia" w:hAnsiTheme="majorHAnsi" w:cstheme="majorBidi"/>
+      <w:rFonts/>
       <w:i/>
       <w:iCs/>
       <w:color w:val="243F60" w:themeColor="accent1" w:themeShade="7F"/>
@@ -1059,7 +901,7 @@
       <w:outlineLvl w:val="6"/>
     </w:pPr>
     <w:rPr>
-      <w:rFonts w:asciiTheme="majorHAnsi" w:eastAsiaTheme="majorEastAsia" w:hAnsiTheme="majorHAnsi" w:cstheme="majorBidi"/>
+      <w:rFonts/>
       <w:i/>
       <w:iCs/>
       <w:color w:val="404040" w:themeColor="text1" w:themeTint="BF"/>
@@ -1082,7 +924,7 @@
       <w:outlineLvl w:val="7"/>
     </w:pPr>
     <w:rPr>
-      <w:rFonts w:asciiTheme="majorHAnsi" w:eastAsiaTheme="majorEastAsia" w:hAnsiTheme="majorHAnsi" w:cstheme="majorBidi"/>
+      <w:rFonts/>
       <w:color w:val="4F81BD" w:themeColor="accent1"/>
       <w:sz w:val="20"/>
       <w:szCs w:val="20"/>
@@ -1105,7 +947,7 @@
       <w:outlineLvl w:val="8"/>
     </w:pPr>
     <w:rPr>
-      <w:rFonts w:asciiTheme="majorHAnsi" w:eastAsiaTheme="majorEastAsia" w:hAnsiTheme="majorHAnsi" w:cstheme="majorBidi"/>
+      <w:rFonts/>
       <w:i/>
       <w:iCs/>
       <w:color w:val="404040" w:themeColor="text1" w:themeTint="BF"/>
@@ -1156,7 +998,7 @@
     <w:uiPriority w:val="9"/>
     <w:rsid w:val="00FC693F"/>
     <w:rPr>
-      <w:rFonts w:asciiTheme="majorHAnsi" w:eastAsiaTheme="majorEastAsia" w:hAnsiTheme="majorHAnsi" w:cstheme="majorBidi"/>
+      <w:rFonts/>
       <w:b/>
       <w:bCs/>
       <w:color w:val="365F91" w:themeColor="accent1" w:themeShade="BF"/>
@@ -1171,7 +1013,7 @@
     <w:uiPriority w:val="9"/>
     <w:rsid w:val="00FC693F"/>
     <w:rPr>
-      <w:rFonts w:asciiTheme="majorHAnsi" w:eastAsiaTheme="majorEastAsia" w:hAnsiTheme="majorHAnsi" w:cstheme="majorBidi"/>
+      <w:rFonts/>
       <w:b/>
       <w:bCs/>
       <w:color w:val="4F81BD" w:themeColor="accent1"/>
@@ -1186,7 +1028,7 @@
     <w:uiPriority w:val="9"/>
     <w:rsid w:val="00FC693F"/>
     <w:rPr>
-      <w:rFonts w:asciiTheme="majorHAnsi" w:eastAsiaTheme="majorEastAsia" w:hAnsiTheme="majorHAnsi" w:cstheme="majorBidi"/>
+      <w:rFonts/>
       <w:b/>
       <w:bCs/>
       <w:color w:val="4F81BD" w:themeColor="accent1"/>
@@ -1201,19 +1043,17 @@
     <w:qFormat/>
     <w:rsid w:val="00FC693F"/>
     <w:pPr>
-      <w:pBdr>
-        <w:bottom w:val="single" w:sz="8" w:space="4" w:color="4F81BD" w:themeColor="accent1"/>
-      </w:pBdr>
-      <w:spacing w:after="300" w:line="240" w:lineRule="auto"/>
+      <w:spacing w:after="120" w:line="259" w:lineRule="auto"/>
       <w:contextualSpacing/>
     </w:pPr>
     <w:rPr>
-      <w:rFonts w:asciiTheme="majorHAnsi" w:eastAsiaTheme="majorEastAsia" w:hAnsiTheme="majorHAnsi" w:cstheme="majorBidi"/>
-      <w:color w:val="17365D" w:themeColor="text2" w:themeShade="BF"/>
+      <w:rFonts w:ascii="Times New Roman" w:hAnsi="Times New Roman"/>
+      <w:color w:val="000000"/>
       <w:spacing w:val="5"/>
       <w:kern w:val="28"/>
-      <w:sz w:val="52"/>
+      <w:sz w:val="40"/>
       <w:szCs w:val="52"/>
+      <w:lang w:val="ky-KG"/>
     </w:rPr>
   </w:style>
   <w:style w:type="character" w:customStyle="1" w:styleId="TitleChar">
@@ -1223,7 +1063,7 @@
     <w:uiPriority w:val="10"/>
     <w:rsid w:val="00FC693F"/>
     <w:rPr>
-      <w:rFonts w:asciiTheme="majorHAnsi" w:eastAsiaTheme="majorEastAsia" w:hAnsiTheme="majorHAnsi" w:cstheme="majorBidi"/>
+      <w:rFonts/>
       <w:color w:val="17365D" w:themeColor="text2" w:themeShade="BF"/>
       <w:spacing w:val="5"/>
       <w:kern w:val="28"/>
@@ -1245,7 +1085,7 @@
       </w:numPr>
     </w:pPr>
     <w:rPr>
-      <w:rFonts w:asciiTheme="majorHAnsi" w:eastAsiaTheme="majorEastAsia" w:hAnsiTheme="majorHAnsi" w:cstheme="majorBidi"/>
+      <w:rFonts/>
       <w:i/>
       <w:iCs/>
       <w:color w:val="4F81BD" w:themeColor="accent1"/>
@@ -1261,7 +1101,7 @@
     <w:uiPriority w:val="11"/>
     <w:rsid w:val="00FC693F"/>
     <w:rPr>
-      <w:rFonts w:asciiTheme="majorHAnsi" w:eastAsiaTheme="majorEastAsia" w:hAnsiTheme="majorHAnsi" w:cstheme="majorBidi"/>
+      <w:rFonts/>
       <w:i/>
       <w:iCs/>
       <w:color w:val="4F81BD" w:themeColor="accent1"/>
@@ -1386,8 +1226,15 @@
       <w:numPr>
         <w:numId w:val="1"/>
       </w:numPr>
+      <w:spacing w:after="120" w:line="259" w:lineRule="auto"/>
       <w:contextualSpacing/>
     </w:pPr>
+    <w:rPr>
+      <w:rFonts w:ascii="Times New Roman" w:hAnsi="Times New Roman"/>
+      <w:color w:val="000000"/>
+      <w:sz w:val="24"/>
+      <w:lang w:val="ky-KG"/>
+    </w:rPr>
   </w:style>
   <w:style w:type="paragraph" w:styleId="ListBullet2">
     <w:name w:val="List Bullet 2"/>
@@ -1559,7 +1406,7 @@
     <w:semiHidden/>
     <w:rsid w:val="00FC693F"/>
     <w:rPr>
-      <w:rFonts w:asciiTheme="majorHAnsi" w:eastAsiaTheme="majorEastAsia" w:hAnsiTheme="majorHAnsi" w:cstheme="majorBidi"/>
+      <w:rFonts/>
       <w:b/>
       <w:bCs/>
       <w:i/>
@@ -1575,7 +1422,7 @@
     <w:semiHidden/>
     <w:rsid w:val="00FC693F"/>
     <w:rPr>
-      <w:rFonts w:asciiTheme="majorHAnsi" w:eastAsiaTheme="majorEastAsia" w:hAnsiTheme="majorHAnsi" w:cstheme="majorBidi"/>
+      <w:rFonts/>
       <w:color w:val="243F60" w:themeColor="accent1" w:themeShade="7F"/>
     </w:rPr>
   </w:style>
@@ -1587,7 +1434,7 @@
     <w:semiHidden/>
     <w:rsid w:val="00FC693F"/>
     <w:rPr>
-      <w:rFonts w:asciiTheme="majorHAnsi" w:eastAsiaTheme="majorEastAsia" w:hAnsiTheme="majorHAnsi" w:cstheme="majorBidi"/>
+      <w:rFonts/>
       <w:i/>
       <w:iCs/>
       <w:color w:val="243F60" w:themeColor="accent1" w:themeShade="7F"/>
@@ -1601,7 +1448,7 @@
     <w:semiHidden/>
     <w:rsid w:val="00FC693F"/>
     <w:rPr>
-      <w:rFonts w:asciiTheme="majorHAnsi" w:eastAsiaTheme="majorEastAsia" w:hAnsiTheme="majorHAnsi" w:cstheme="majorBidi"/>
+      <w:rFonts/>
       <w:i/>
       <w:iCs/>
       <w:color w:val="404040" w:themeColor="text1" w:themeTint="BF"/>
@@ -1615,7 +1462,7 @@
     <w:semiHidden/>
     <w:rsid w:val="00FC693F"/>
     <w:rPr>
-      <w:rFonts w:asciiTheme="majorHAnsi" w:eastAsiaTheme="majorEastAsia" w:hAnsiTheme="majorHAnsi" w:cstheme="majorBidi"/>
+      <w:rFonts/>
       <w:color w:val="4F81BD" w:themeColor="accent1"/>
       <w:sz w:val="20"/>
       <w:szCs w:val="20"/>
@@ -1629,7 +1476,7 @@
     <w:semiHidden/>
     <w:rsid w:val="00FC693F"/>
     <w:rPr>
-      <w:rFonts w:asciiTheme="majorHAnsi" w:eastAsiaTheme="majorEastAsia" w:hAnsiTheme="majorHAnsi" w:cstheme="majorBidi"/>
+      <w:rFonts/>
       <w:i/>
       <w:iCs/>
       <w:color w:val="404040" w:themeColor="text1" w:themeTint="BF"/>
@@ -1688,9 +1535,6 @@
     <w:qFormat/>
     <w:rsid w:val="00FC693F"/>
     <w:pPr>
-      <w:pBdr>
-        <w:bottom w:val="single" w:sz="4" w:space="4" w:color="4F81BD" w:themeColor="accent1"/>
-      </w:pBdr>
       <w:spacing w:before="200" w:after="280"/>
       <w:ind w:left="936" w:right="936"/>
     </w:pPr>
@@ -3218,7 +3062,7 @@
         <w:spacing w:before="0" w:after="0" w:line="240" w:lineRule="auto"/>
       </w:pPr>
       <w:rPr>
-        <w:rFonts w:asciiTheme="majorHAnsi" w:eastAsiaTheme="majorEastAsia" w:hAnsiTheme="majorHAnsi" w:cstheme="majorBidi"/>
+        <w:rFonts/>
         <w:b/>
         <w:bCs/>
       </w:rPr>
@@ -3239,7 +3083,7 @@
         <w:spacing w:before="0" w:after="0" w:line="240" w:lineRule="auto"/>
       </w:pPr>
       <w:rPr>
-        <w:rFonts w:asciiTheme="majorHAnsi" w:eastAsiaTheme="majorEastAsia" w:hAnsiTheme="majorHAnsi" w:cstheme="majorBidi"/>
+        <w:rFonts/>
         <w:b/>
         <w:bCs/>
       </w:rPr>
@@ -3257,14 +3101,14 @@
     </w:tblStylePr>
     <w:tblStylePr w:type="firstCol">
       <w:rPr>
-        <w:rFonts w:asciiTheme="majorHAnsi" w:eastAsiaTheme="majorEastAsia" w:hAnsiTheme="majorHAnsi" w:cstheme="majorBidi"/>
+        <w:rFonts/>
         <w:b/>
         <w:bCs/>
       </w:rPr>
     </w:tblStylePr>
     <w:tblStylePr w:type="lastCol">
       <w:rPr>
-        <w:rFonts w:asciiTheme="majorHAnsi" w:eastAsiaTheme="majorEastAsia" w:hAnsiTheme="majorHAnsi" w:cstheme="majorBidi"/>
+        <w:rFonts/>
         <w:b/>
         <w:bCs/>
       </w:rPr>
@@ -3348,7 +3192,7 @@
         <w:spacing w:before="0" w:after="0" w:line="240" w:lineRule="auto"/>
       </w:pPr>
       <w:rPr>
-        <w:rFonts w:asciiTheme="majorHAnsi" w:eastAsiaTheme="majorEastAsia" w:hAnsiTheme="majorHAnsi" w:cstheme="majorBidi"/>
+        <w:rFonts/>
         <w:b/>
         <w:bCs/>
       </w:rPr>
@@ -3369,7 +3213,7 @@
         <w:spacing w:before="0" w:after="0" w:line="240" w:lineRule="auto"/>
       </w:pPr>
       <w:rPr>
-        <w:rFonts w:asciiTheme="majorHAnsi" w:eastAsiaTheme="majorEastAsia" w:hAnsiTheme="majorHAnsi" w:cstheme="majorBidi"/>
+        <w:rFonts/>
         <w:b/>
         <w:bCs/>
       </w:rPr>
@@ -3387,14 +3231,14 @@
     </w:tblStylePr>
     <w:tblStylePr w:type="firstCol">
       <w:rPr>
-        <w:rFonts w:asciiTheme="majorHAnsi" w:eastAsiaTheme="majorEastAsia" w:hAnsiTheme="majorHAnsi" w:cstheme="majorBidi"/>
+        <w:rFonts/>
         <w:b/>
         <w:bCs/>
       </w:rPr>
     </w:tblStylePr>
     <w:tblStylePr w:type="lastCol">
       <w:rPr>
-        <w:rFonts w:asciiTheme="majorHAnsi" w:eastAsiaTheme="majorEastAsia" w:hAnsiTheme="majorHAnsi" w:cstheme="majorBidi"/>
+        <w:rFonts/>
         <w:b/>
         <w:bCs/>
       </w:rPr>
@@ -3478,7 +3322,7 @@
         <w:spacing w:before="0" w:after="0" w:line="240" w:lineRule="auto"/>
       </w:pPr>
       <w:rPr>
-        <w:rFonts w:asciiTheme="majorHAnsi" w:eastAsiaTheme="majorEastAsia" w:hAnsiTheme="majorHAnsi" w:cstheme="majorBidi"/>
+        <w:rFonts/>
         <w:b/>
         <w:bCs/>
       </w:rPr>
@@ -3499,7 +3343,7 @@
         <w:spacing w:before="0" w:after="0" w:line="240" w:lineRule="auto"/>
       </w:pPr>
       <w:rPr>
-        <w:rFonts w:asciiTheme="majorHAnsi" w:eastAsiaTheme="majorEastAsia" w:hAnsiTheme="majorHAnsi" w:cstheme="majorBidi"/>
+        <w:rFonts/>
         <w:b/>
         <w:bCs/>
       </w:rPr>
@@ -3517,14 +3361,14 @@
     </w:tblStylePr>
     <w:tblStylePr w:type="firstCol">
       <w:rPr>
-        <w:rFonts w:asciiTheme="majorHAnsi" w:eastAsiaTheme="majorEastAsia" w:hAnsiTheme="majorHAnsi" w:cstheme="majorBidi"/>
+        <w:rFonts/>
         <w:b/>
         <w:bCs/>
       </w:rPr>
     </w:tblStylePr>
     <w:tblStylePr w:type="lastCol">
       <w:rPr>
-        <w:rFonts w:asciiTheme="majorHAnsi" w:eastAsiaTheme="majorEastAsia" w:hAnsiTheme="majorHAnsi" w:cstheme="majorBidi"/>
+        <w:rFonts/>
         <w:b/>
         <w:bCs/>
       </w:rPr>
@@ -3608,7 +3452,7 @@
         <w:spacing w:before="0" w:after="0" w:line="240" w:lineRule="auto"/>
       </w:pPr>
       <w:rPr>
-        <w:rFonts w:asciiTheme="majorHAnsi" w:eastAsiaTheme="majorEastAsia" w:hAnsiTheme="majorHAnsi" w:cstheme="majorBidi"/>
+        <w:rFonts/>
         <w:b/>
         <w:bCs/>
       </w:rPr>
@@ -3629,7 +3473,7 @@
         <w:spacing w:before="0" w:after="0" w:line="240" w:lineRule="auto"/>
       </w:pPr>
       <w:rPr>
-        <w:rFonts w:asciiTheme="majorHAnsi" w:eastAsiaTheme="majorEastAsia" w:hAnsiTheme="majorHAnsi" w:cstheme="majorBidi"/>
+        <w:rFonts/>
         <w:b/>
         <w:bCs/>
       </w:rPr>
@@ -3647,14 +3491,14 @@
     </w:tblStylePr>
     <w:tblStylePr w:type="firstCol">
       <w:rPr>
-        <w:rFonts w:asciiTheme="majorHAnsi" w:eastAsiaTheme="majorEastAsia" w:hAnsiTheme="majorHAnsi" w:cstheme="majorBidi"/>
+        <w:rFonts/>
         <w:b/>
         <w:bCs/>
       </w:rPr>
     </w:tblStylePr>
     <w:tblStylePr w:type="lastCol">
       <w:rPr>
-        <w:rFonts w:asciiTheme="majorHAnsi" w:eastAsiaTheme="majorEastAsia" w:hAnsiTheme="majorHAnsi" w:cstheme="majorBidi"/>
+        <w:rFonts/>
         <w:b/>
         <w:bCs/>
       </w:rPr>
@@ -3738,7 +3582,7 @@
         <w:spacing w:before="0" w:after="0" w:line="240" w:lineRule="auto"/>
       </w:pPr>
       <w:rPr>
-        <w:rFonts w:asciiTheme="majorHAnsi" w:eastAsiaTheme="majorEastAsia" w:hAnsiTheme="majorHAnsi" w:cstheme="majorBidi"/>
+        <w:rFonts/>
         <w:b/>
         <w:bCs/>
       </w:rPr>
@@ -3759,7 +3603,7 @@
         <w:spacing w:before="0" w:after="0" w:line="240" w:lineRule="auto"/>
       </w:pPr>
       <w:rPr>
-        <w:rFonts w:asciiTheme="majorHAnsi" w:eastAsiaTheme="majorEastAsia" w:hAnsiTheme="majorHAnsi" w:cstheme="majorBidi"/>
+        <w:rFonts/>
         <w:b/>
         <w:bCs/>
       </w:rPr>
@@ -3777,14 +3621,14 @@
     </w:tblStylePr>
     <w:tblStylePr w:type="firstCol">
       <w:rPr>
-        <w:rFonts w:asciiTheme="majorHAnsi" w:eastAsiaTheme="majorEastAsia" w:hAnsiTheme="majorHAnsi" w:cstheme="majorBidi"/>
+        <w:rFonts/>
         <w:b/>
         <w:bCs/>
       </w:rPr>
     </w:tblStylePr>
     <w:tblStylePr w:type="lastCol">
       <w:rPr>
-        <w:rFonts w:asciiTheme="majorHAnsi" w:eastAsiaTheme="majorEastAsia" w:hAnsiTheme="majorHAnsi" w:cstheme="majorBidi"/>
+        <w:rFonts/>
         <w:b/>
         <w:bCs/>
       </w:rPr>
@@ -3868,7 +3712,7 @@
         <w:spacing w:before="0" w:after="0" w:line="240" w:lineRule="auto"/>
       </w:pPr>
       <w:rPr>
-        <w:rFonts w:asciiTheme="majorHAnsi" w:eastAsiaTheme="majorEastAsia" w:hAnsiTheme="majorHAnsi" w:cstheme="majorBidi"/>
+        <w:rFonts/>
         <w:b/>
         <w:bCs/>
       </w:rPr>
@@ -3889,7 +3733,7 @@
         <w:spacing w:before="0" w:after="0" w:line="240" w:lineRule="auto"/>
       </w:pPr>
       <w:rPr>
-        <w:rFonts w:asciiTheme="majorHAnsi" w:eastAsiaTheme="majorEastAsia" w:hAnsiTheme="majorHAnsi" w:cstheme="majorBidi"/>
+        <w:rFonts/>
         <w:b/>
         <w:bCs/>
       </w:rPr>
@@ -3907,14 +3751,14 @@
     </w:tblStylePr>
     <w:tblStylePr w:type="firstCol">
       <w:rPr>
-        <w:rFonts w:asciiTheme="majorHAnsi" w:eastAsiaTheme="majorEastAsia" w:hAnsiTheme="majorHAnsi" w:cstheme="majorBidi"/>
+        <w:rFonts/>
         <w:b/>
         <w:bCs/>
       </w:rPr>
     </w:tblStylePr>
     <w:tblStylePr w:type="lastCol">
       <w:rPr>
-        <w:rFonts w:asciiTheme="majorHAnsi" w:eastAsiaTheme="majorEastAsia" w:hAnsiTheme="majorHAnsi" w:cstheme="majorBidi"/>
+        <w:rFonts/>
         <w:b/>
         <w:bCs/>
       </w:rPr>
@@ -3998,7 +3842,7 @@
         <w:spacing w:before="0" w:after="0" w:line="240" w:lineRule="auto"/>
       </w:pPr>
       <w:rPr>
-        <w:rFonts w:asciiTheme="majorHAnsi" w:eastAsiaTheme="majorEastAsia" w:hAnsiTheme="majorHAnsi" w:cstheme="majorBidi"/>
+        <w:rFonts/>
         <w:b/>
         <w:bCs/>
       </w:rPr>
@@ -4019,7 +3863,7 @@
         <w:spacing w:before="0" w:after="0" w:line="240" w:lineRule="auto"/>
       </w:pPr>
       <w:rPr>
-        <w:rFonts w:asciiTheme="majorHAnsi" w:eastAsiaTheme="majorEastAsia" w:hAnsiTheme="majorHAnsi" w:cstheme="majorBidi"/>
+        <w:rFonts/>
         <w:b/>
         <w:bCs/>
       </w:rPr>
@@ -4037,14 +3881,14 @@
     </w:tblStylePr>
     <w:tblStylePr w:type="firstCol">
       <w:rPr>
-        <w:rFonts w:asciiTheme="majorHAnsi" w:eastAsiaTheme="majorEastAsia" w:hAnsiTheme="majorHAnsi" w:cstheme="majorBidi"/>
+        <w:rFonts/>
         <w:b/>
         <w:bCs/>
       </w:rPr>
     </w:tblStylePr>
     <w:tblStylePr w:type="lastCol">
       <w:rPr>
-        <w:rFonts w:asciiTheme="majorHAnsi" w:eastAsiaTheme="majorEastAsia" w:hAnsiTheme="majorHAnsi" w:cstheme="majorBidi"/>
+        <w:rFonts/>
         <w:b/>
         <w:bCs/>
       </w:rPr>
@@ -5909,7 +5753,7 @@
     </w:tblPr>
     <w:tblStylePr w:type="firstRow">
       <w:rPr>
-        <w:rFonts w:asciiTheme="majorHAnsi" w:eastAsiaTheme="majorEastAsia" w:hAnsiTheme="majorHAnsi" w:cstheme="majorBidi"/>
+        <w:rFonts/>
       </w:rPr>
       <w:tblPr/>
       <w:tcPr>
@@ -5993,7 +5837,7 @@
     </w:tblPr>
     <w:tblStylePr w:type="firstRow">
       <w:rPr>
-        <w:rFonts w:asciiTheme="majorHAnsi" w:eastAsiaTheme="majorEastAsia" w:hAnsiTheme="majorHAnsi" w:cstheme="majorBidi"/>
+        <w:rFonts/>
       </w:rPr>
       <w:tblPr/>
       <w:tcPr>
@@ -6077,7 +5921,7 @@
     </w:tblPr>
     <w:tblStylePr w:type="firstRow">
       <w:rPr>
-        <w:rFonts w:asciiTheme="majorHAnsi" w:eastAsiaTheme="majorEastAsia" w:hAnsiTheme="majorHAnsi" w:cstheme="majorBidi"/>
+        <w:rFonts/>
       </w:rPr>
       <w:tblPr/>
       <w:tcPr>
@@ -6161,7 +6005,7 @@
     </w:tblPr>
     <w:tblStylePr w:type="firstRow">
       <w:rPr>
-        <w:rFonts w:asciiTheme="majorHAnsi" w:eastAsiaTheme="majorEastAsia" w:hAnsiTheme="majorHAnsi" w:cstheme="majorBidi"/>
+        <w:rFonts/>
       </w:rPr>
       <w:tblPr/>
       <w:tcPr>
@@ -6245,7 +6089,7 @@
     </w:tblPr>
     <w:tblStylePr w:type="firstRow">
       <w:rPr>
-        <w:rFonts w:asciiTheme="majorHAnsi" w:eastAsiaTheme="majorEastAsia" w:hAnsiTheme="majorHAnsi" w:cstheme="majorBidi"/>
+        <w:rFonts/>
       </w:rPr>
       <w:tblPr/>
       <w:tcPr>
@@ -6329,7 +6173,7 @@
     </w:tblPr>
     <w:tblStylePr w:type="firstRow">
       <w:rPr>
-        <w:rFonts w:asciiTheme="majorHAnsi" w:eastAsiaTheme="majorEastAsia" w:hAnsiTheme="majorHAnsi" w:cstheme="majorBidi"/>
+        <w:rFonts/>
       </w:rPr>
       <w:tblPr/>
       <w:tcPr>
@@ -6413,7 +6257,7 @@
     </w:tblPr>
     <w:tblStylePr w:type="firstRow">
       <w:rPr>
-        <w:rFonts w:asciiTheme="majorHAnsi" w:eastAsiaTheme="majorEastAsia" w:hAnsiTheme="majorHAnsi" w:cstheme="majorBidi"/>
+        <w:rFonts/>
       </w:rPr>
       <w:tblPr/>
       <w:tcPr>
@@ -6478,7 +6322,7 @@
       <w:spacing w:after="0" w:line="240" w:lineRule="auto"/>
     </w:pPr>
     <w:rPr>
-      <w:rFonts w:asciiTheme="majorHAnsi" w:eastAsiaTheme="majorEastAsia" w:hAnsiTheme="majorHAnsi" w:cstheme="majorBidi"/>
+      <w:rFonts/>
       <w:color w:val="000000" w:themeColor="text1"/>
     </w:rPr>
     <w:tblPr>
@@ -6606,7 +6450,7 @@
       <w:spacing w:after="0" w:line="240" w:lineRule="auto"/>
     </w:pPr>
     <w:rPr>
-      <w:rFonts w:asciiTheme="majorHAnsi" w:eastAsiaTheme="majorEastAsia" w:hAnsiTheme="majorHAnsi" w:cstheme="majorBidi"/>
+      <w:rFonts/>
       <w:color w:val="000000" w:themeColor="text1"/>
     </w:rPr>
     <w:tblPr>
@@ -6734,7 +6578,7 @@
       <w:spacing w:after="0" w:line="240" w:lineRule="auto"/>
     </w:pPr>
     <w:rPr>
-      <w:rFonts w:asciiTheme="majorHAnsi" w:eastAsiaTheme="majorEastAsia" w:hAnsiTheme="majorHAnsi" w:cstheme="majorBidi"/>
+      <w:rFonts/>
       <w:color w:val="000000" w:themeColor="text1"/>
     </w:rPr>
     <w:tblPr>
@@ -6862,7 +6706,7 @@
       <w:spacing w:after="0" w:line="240" w:lineRule="auto"/>
     </w:pPr>
     <w:rPr>
-      <w:rFonts w:asciiTheme="majorHAnsi" w:eastAsiaTheme="majorEastAsia" w:hAnsiTheme="majorHAnsi" w:cstheme="majorBidi"/>
+      <w:rFonts/>
       <w:color w:val="000000" w:themeColor="text1"/>
     </w:rPr>
     <w:tblPr>
@@ -6990,7 +6834,7 @@
       <w:spacing w:after="0" w:line="240" w:lineRule="auto"/>
     </w:pPr>
     <w:rPr>
-      <w:rFonts w:asciiTheme="majorHAnsi" w:eastAsiaTheme="majorEastAsia" w:hAnsiTheme="majorHAnsi" w:cstheme="majorBidi"/>
+      <w:rFonts/>
       <w:color w:val="000000" w:themeColor="text1"/>
     </w:rPr>
     <w:tblPr>
@@ -7118,7 +6962,7 @@
       <w:spacing w:after="0" w:line="240" w:lineRule="auto"/>
     </w:pPr>
     <w:rPr>
-      <w:rFonts w:asciiTheme="majorHAnsi" w:eastAsiaTheme="majorEastAsia" w:hAnsiTheme="majorHAnsi" w:cstheme="majorBidi"/>
+      <w:rFonts/>
       <w:color w:val="000000" w:themeColor="text1"/>
     </w:rPr>
     <w:tblPr>
@@ -7246,7 +7090,7 @@
       <w:spacing w:after="0" w:line="240" w:lineRule="auto"/>
     </w:pPr>
     <w:rPr>
-      <w:rFonts w:asciiTheme="majorHAnsi" w:eastAsiaTheme="majorEastAsia" w:hAnsiTheme="majorHAnsi" w:cstheme="majorBidi"/>
+      <w:rFonts/>
       <w:color w:val="000000" w:themeColor="text1"/>
     </w:rPr>
     <w:tblPr>
@@ -7885,7 +7729,7 @@
       <w:spacing w:after="0" w:line="240" w:lineRule="auto"/>
     </w:pPr>
     <w:rPr>
-      <w:rFonts w:asciiTheme="majorHAnsi" w:eastAsiaTheme="majorEastAsia" w:hAnsiTheme="majorHAnsi" w:cstheme="majorBidi"/>
+      <w:rFonts/>
       <w:color w:val="000000" w:themeColor="text1"/>
     </w:rPr>
     <w:tblPr>
@@ -8010,7 +7854,7 @@
       <w:spacing w:after="0" w:line="240" w:lineRule="auto"/>
     </w:pPr>
     <w:rPr>
-      <w:rFonts w:asciiTheme="majorHAnsi" w:eastAsiaTheme="majorEastAsia" w:hAnsiTheme="majorHAnsi" w:cstheme="majorBidi"/>
+      <w:rFonts/>
       <w:color w:val="000000" w:themeColor="text1"/>
     </w:rPr>
     <w:tblPr>
@@ -8135,7 +7979,7 @@
       <w:spacing w:after="0" w:line="240" w:lineRule="auto"/>
     </w:pPr>
     <w:rPr>
-      <w:rFonts w:asciiTheme="majorHAnsi" w:eastAsiaTheme="majorEastAsia" w:hAnsiTheme="majorHAnsi" w:cstheme="majorBidi"/>
+      <w:rFonts/>
       <w:color w:val="000000" w:themeColor="text1"/>
     </w:rPr>
     <w:tblPr>
@@ -8260,7 +8104,7 @@
       <w:spacing w:after="0" w:line="240" w:lineRule="auto"/>
     </w:pPr>
     <w:rPr>
-      <w:rFonts w:asciiTheme="majorHAnsi" w:eastAsiaTheme="majorEastAsia" w:hAnsiTheme="majorHAnsi" w:cstheme="majorBidi"/>
+      <w:rFonts/>
       <w:color w:val="000000" w:themeColor="text1"/>
     </w:rPr>
     <w:tblPr>
@@ -8385,7 +8229,7 @@
       <w:spacing w:after="0" w:line="240" w:lineRule="auto"/>
     </w:pPr>
     <w:rPr>
-      <w:rFonts w:asciiTheme="majorHAnsi" w:eastAsiaTheme="majorEastAsia" w:hAnsiTheme="majorHAnsi" w:cstheme="majorBidi"/>
+      <w:rFonts/>
       <w:color w:val="000000" w:themeColor="text1"/>
     </w:rPr>
     <w:tblPr>
@@ -8510,7 +8354,7 @@
       <w:spacing w:after="0" w:line="240" w:lineRule="auto"/>
     </w:pPr>
     <w:rPr>
-      <w:rFonts w:asciiTheme="majorHAnsi" w:eastAsiaTheme="majorEastAsia" w:hAnsiTheme="majorHAnsi" w:cstheme="majorBidi"/>
+      <w:rFonts/>
       <w:color w:val="000000" w:themeColor="text1"/>
     </w:rPr>
     <w:tblPr>
@@ -8635,7 +8479,7 @@
       <w:spacing w:after="0" w:line="240" w:lineRule="auto"/>
     </w:pPr>
     <w:rPr>
-      <w:rFonts w:asciiTheme="majorHAnsi" w:eastAsiaTheme="majorEastAsia" w:hAnsiTheme="majorHAnsi" w:cstheme="majorBidi"/>
+      <w:rFonts/>
       <w:color w:val="000000" w:themeColor="text1"/>
     </w:rPr>
     <w:tblPr>
